--- a/LAB5/Lab5_11DHCNPM1_1150080022_LeTuanKiet.docx
+++ b/LAB5/Lab5_11DHCNPM1_1150080022_LeTuanKiet.docx
@@ -70,11 +70,6 @@
       </w:r>
     </w:p>
     <w:p>
-      <w:pPr>
-        <w:rPr>
-          <w:szCs w:val="26"/>
-        </w:rPr>
-      </w:pPr>
       <w:r>
         <w:rPr>
           <w:szCs w:val="26"/>
@@ -93,21 +88,7 @@
             <w:rStyle w:val="Hyperlink"/>
             <w:szCs w:val="26"/>
           </w:rPr>
-          <w:t>htt</w:t>
-        </w:r>
-        <w:r>
-          <w:rPr>
-            <w:rStyle w:val="Hyperlink"/>
-            <w:szCs w:val="26"/>
-          </w:rPr>
-          <w:t>p</w:t>
-        </w:r>
-        <w:r>
-          <w:rPr>
-            <w:rStyle w:val="Hyperlink"/>
-            <w:szCs w:val="26"/>
-          </w:rPr>
-          <w:t>s://youtu.be/n95mY2yhIjY</w:t>
+          <w:t>https://youtu.be/n95mY2yhIjY</w:t>
         </w:r>
       </w:hyperlink>
     </w:p>
@@ -119,6 +100,48 @@
       </w:pPr>
       <w:r>
         <w:rPr>
+          <w:szCs w:val="26"/>
+        </w:rPr>
+        <w:t xml:space="preserve">Cấu hình card mạng VMnet1 ở chế độ </w:t>
+      </w:r>
+      <w:r>
+        <w:rPr>
+          <w:b/>
+          <w:bCs/>
+          <w:szCs w:val="26"/>
+        </w:rPr>
+        <w:t>Host-only</w:t>
+      </w:r>
+      <w:r>
+        <w:rPr>
+          <w:szCs w:val="26"/>
+        </w:rPr>
+        <w:t xml:space="preserve"> với Subnet IP là 10.0.0.0 và Subnet mask 255.0.0.0 (/8). Tắt tùy chọn </w:t>
+      </w:r>
+      <w:r>
+        <w:rPr>
+          <w:i/>
+          <w:iCs/>
+          <w:szCs w:val="26"/>
+        </w:rPr>
+        <w:t>Use local DHCP service to distribute IP address to VMs</w:t>
+      </w:r>
+      <w:r>
+        <w:rPr>
+          <w:szCs w:val="26"/>
+        </w:rPr>
+        <w:t xml:space="preserve"> để chuẩn bị môi trường mạng LAN tĩnh cho bài lab.</w:t>
+      </w:r>
+    </w:p>
+    <w:p>
+      <w:pPr>
+        <w:rPr>
+          <w:szCs w:val="26"/>
+        </w:rPr>
+      </w:pPr>
+      <w:r>
+        <w:rPr>
+          <w:noProof/>
           <w:szCs w:val="26"/>
         </w:rPr>
         <w:lastRenderedPageBreak/>
@@ -165,6 +188,12 @@
           <w:szCs w:val="26"/>
         </w:rPr>
       </w:pPr>
+      <w:r>
+        <w:rPr>
+          <w:szCs w:val="26"/>
+        </w:rPr>
+        <w:t>Hộp thoại Run (Windows + R) gõ lệnh ncpa.cpl để truy cập danh sách các card mạng trên hệ điều hành Windows của máy thật</w:t>
+      </w:r>
     </w:p>
     <w:p>
       <w:pPr>
@@ -174,6 +203,7 @@
       </w:pPr>
       <w:r>
         <w:rPr>
+          <w:noProof/>
           <w:szCs w:val="26"/>
         </w:rPr>
         <w:drawing>
@@ -219,6 +249,41 @@
           <w:szCs w:val="26"/>
         </w:rPr>
       </w:pPr>
+      <w:r>
+        <w:rPr>
+          <w:szCs w:val="26"/>
+        </w:rPr>
+        <w:lastRenderedPageBreak/>
+        <w:t xml:space="preserve">Thuộc tính Internet Protocol Version 4 (TCP/IPv4) của card VMnet1 trên máy thật được gán IP 10.0.0.100, subnet mask 255.0.0.0. Mục </w:t>
+      </w:r>
+      <w:r>
+        <w:rPr>
+          <w:i/>
+          <w:iCs/>
+          <w:szCs w:val="26"/>
+        </w:rPr>
+        <w:t>Default gateway</w:t>
+      </w:r>
+      <w:r>
+        <w:rPr>
+          <w:szCs w:val="26"/>
+        </w:rPr>
+        <w:t xml:space="preserve"> và </w:t>
+      </w:r>
+      <w:r>
+        <w:rPr>
+          <w:i/>
+          <w:iCs/>
+          <w:szCs w:val="26"/>
+        </w:rPr>
+        <w:t>DNS server</w:t>
+      </w:r>
+      <w:r>
+        <w:rPr>
+          <w:szCs w:val="26"/>
+        </w:rPr>
+        <w:t xml:space="preserve"> được để trống hoàn toàn.</w:t>
+      </w:r>
     </w:p>
     <w:p>
       <w:pPr>
@@ -228,9 +293,9 @@
       </w:pPr>
       <w:r>
         <w:rPr>
-          <w:szCs w:val="26"/>
-        </w:rPr>
-        <w:lastRenderedPageBreak/>
+          <w:noProof/>
+          <w:szCs w:val="26"/>
+        </w:rPr>
         <w:drawing>
           <wp:inline distT="0" distB="0" distL="0" distR="0" wp14:anchorId="23EAE63B" wp14:editId="058F3D8E">
             <wp:extent cx="4016088" cy="4343776"/>
@@ -274,6 +339,68 @@
           <w:szCs w:val="26"/>
         </w:rPr>
       </w:pPr>
+      <w:r>
+        <w:rPr>
+          <w:szCs w:val="26"/>
+        </w:rPr>
+        <w:t xml:space="preserve">Cửa sổ </w:t>
+      </w:r>
+      <w:r>
+        <w:rPr>
+          <w:i/>
+          <w:iCs/>
+          <w:szCs w:val="26"/>
+        </w:rPr>
+        <w:t>Virtual Machine Settings</w:t>
+      </w:r>
+      <w:r>
+        <w:rPr>
+          <w:szCs w:val="26"/>
+        </w:rPr>
+        <w:t xml:space="preserve"> mục </w:t>
+      </w:r>
+      <w:r>
+        <w:rPr>
+          <w:i/>
+          <w:iCs/>
+          <w:szCs w:val="26"/>
+        </w:rPr>
+        <w:t>CD/DVD (IDE)</w:t>
+      </w:r>
+      <w:r>
+        <w:rPr>
+          <w:szCs w:val="26"/>
+        </w:rPr>
+        <w:t xml:space="preserve">, chọn </w:t>
+      </w:r>
+      <w:r>
+        <w:rPr>
+          <w:i/>
+          <w:iCs/>
+          <w:szCs w:val="26"/>
+        </w:rPr>
+        <w:t>Use ISO image file</w:t>
+      </w:r>
+      <w:r>
+        <w:rPr>
+          <w:szCs w:val="26"/>
+        </w:rPr>
+        <w:t xml:space="preserve"> và trỏ đường dẫn tới file ảnh đĩa pfSense-CE-2.7.2-RELEASE-amd64.iso. Tích chọn </w:t>
+      </w:r>
+      <w:r>
+        <w:rPr>
+          <w:i/>
+          <w:iCs/>
+          <w:szCs w:val="26"/>
+        </w:rPr>
+        <w:t>Connect at power on</w:t>
+      </w:r>
+      <w:r>
+        <w:rPr>
+          <w:szCs w:val="26"/>
+        </w:rPr>
+        <w:t>.</w:t>
+      </w:r>
     </w:p>
     <w:p>
       <w:pPr>
@@ -283,6 +410,7 @@
       </w:pPr>
       <w:r>
         <w:rPr>
+          <w:noProof/>
           <w:szCs w:val="26"/>
         </w:rPr>
         <w:lastRenderedPageBreak/>
@@ -329,6 +457,12 @@
           <w:szCs w:val="26"/>
         </w:rPr>
       </w:pPr>
+      <w:r>
+        <w:rPr>
+          <w:szCs w:val="26"/>
+        </w:rPr>
+        <w:t>Khai báo đủ 3 card mạng tương ứng với 3 phân vùng bảo mật</w:t>
+      </w:r>
     </w:p>
     <w:p>
       <w:pPr>
@@ -338,6 +472,7 @@
       </w:pPr>
       <w:r>
         <w:rPr>
+          <w:noProof/>
           <w:szCs w:val="26"/>
         </w:rPr>
         <w:lastRenderedPageBreak/>
@@ -384,6 +519,26 @@
           <w:szCs w:val="26"/>
         </w:rPr>
       </w:pPr>
+      <w:r>
+        <w:rPr>
+          <w:szCs w:val="26"/>
+        </w:rPr>
+        <w:t xml:space="preserve">Màn hình console của </w:t>
+      </w:r>
+      <w:r>
+        <w:rPr>
+          <w:i/>
+          <w:iCs/>
+          <w:szCs w:val="26"/>
+        </w:rPr>
+        <w:t>pfSense Installer</w:t>
+      </w:r>
+      <w:r>
+        <w:rPr>
+          <w:szCs w:val="26"/>
+        </w:rPr>
+        <w:t xml:space="preserve"> đang thực hiện giải nén bộ cài hệ thống (Archive Extraction: base.txz đạt 94%) lên ổ đĩa ảo ZFS/UFS.</w:t>
+      </w:r>
     </w:p>
     <w:p>
       <w:pPr>
@@ -393,6 +548,7 @@
       </w:pPr>
       <w:r>
         <w:rPr>
+          <w:noProof/>
           <w:szCs w:val="26"/>
         </w:rPr>
         <w:lastRenderedPageBreak/>
@@ -439,6 +595,12 @@
           <w:szCs w:val="26"/>
         </w:rPr>
       </w:pPr>
+      <w:r>
+        <w:rPr>
+          <w:szCs w:val="26"/>
+        </w:rPr>
+        <w:t>Màn hình console thông báo The IPv4 LAN address has been set to 10.0.0.1/8 và cung cấp đường dẫn truy cập WebConfigurator:</w:t>
+      </w:r>
     </w:p>
     <w:p>
       <w:pPr>
@@ -448,6 +610,7 @@
       </w:pPr>
       <w:r>
         <w:rPr>
+          <w:noProof/>
           <w:szCs w:val="26"/>
         </w:rPr>
         <w:drawing>
@@ -493,6 +656,13 @@
           <w:szCs w:val="26"/>
         </w:rPr>
       </w:pPr>
+      <w:r>
+        <w:rPr>
+          <w:szCs w:val="26"/>
+        </w:rPr>
+        <w:lastRenderedPageBreak/>
+        <w:t>Cửa sổ Command Prompt trên máy thật thực hiện lệnh ping 10.0.0.1. Kết quả: 4 gói tin gửi đi đều nhận phản hồi (Reply from 10.0.0.1, time &lt; 1ms, Lost = 0%), chứng minh máy thật đã thông mạng LAN ảo tới pfSense.</w:t>
+      </w:r>
     </w:p>
     <w:p>
       <w:pPr>
@@ -502,9 +672,9 @@
       </w:pPr>
       <w:r>
         <w:rPr>
-          <w:szCs w:val="26"/>
-        </w:rPr>
-        <w:lastRenderedPageBreak/>
+          <w:noProof/>
+          <w:szCs w:val="26"/>
+        </w:rPr>
         <w:drawing>
           <wp:inline distT="0" distB="0" distL="0" distR="0" wp14:anchorId="3CAE5730" wp14:editId="07538FA7">
             <wp:extent cx="5738357" cy="3749365"/>
@@ -548,6 +718,12 @@
           <w:szCs w:val="26"/>
         </w:rPr>
       </w:pPr>
+      <w:r>
+        <w:rPr>
+          <w:szCs w:val="26"/>
+        </w:rPr>
+        <w:t>Giao diện đăng nhập web (https://10.0.0.1) với tài khoản mặc định admin.</w:t>
+      </w:r>
     </w:p>
     <w:p>
       <w:pPr>
@@ -557,6 +733,7 @@
       </w:pPr>
       <w:r>
         <w:rPr>
+          <w:noProof/>
           <w:szCs w:val="26"/>
         </w:rPr>
         <w:lastRenderedPageBreak/>
@@ -603,6 +780,12 @@
           <w:szCs w:val="26"/>
         </w:rPr>
       </w:pPr>
+      <w:r>
+        <w:rPr>
+          <w:szCs w:val="26"/>
+        </w:rPr>
+        <w:t>Time server hostname giữ 2.pfsense.pool.ntp.org và Timezone đặt múi giờ Việt Nam: Asia/Ho_Chi_Minh.</w:t>
+      </w:r>
     </w:p>
     <w:p>
       <w:pPr>
@@ -612,6 +795,7 @@
       </w:pPr>
       <w:r>
         <w:rPr>
+          <w:noProof/>
           <w:szCs w:val="26"/>
         </w:rPr>
         <w:lastRenderedPageBreak/>
@@ -658,6 +842,12 @@
           <w:szCs w:val="26"/>
         </w:rPr>
       </w:pPr>
+      <w:r>
+        <w:rPr>
+          <w:szCs w:val="26"/>
+        </w:rPr>
+        <w:t>Bước cấu hình LAN Interface trong Wizard, xác nhận LAN IP Address là 10.0.0.1 và Subnet Mask là 8</w:t>
+      </w:r>
     </w:p>
     <w:p>
       <w:pPr>
@@ -667,6 +857,7 @@
       </w:pPr>
       <w:r>
         <w:rPr>
+          <w:noProof/>
           <w:szCs w:val="26"/>
         </w:rPr>
         <w:lastRenderedPageBreak/>
@@ -713,6 +904,12 @@
           <w:szCs w:val="26"/>
         </w:rPr>
       </w:pPr>
+      <w:r>
+        <w:rPr>
+          <w:szCs w:val="26"/>
+        </w:rPr>
+        <w:t>Thông báo Wizard completed. Congratulations! pfSense is now configured sau khi áp dụng cấu hình và đổi mật khẩu quản trị mới.</w:t>
+      </w:r>
     </w:p>
     <w:p>
       <w:pPr>
@@ -722,6 +919,7 @@
       </w:pPr>
       <w:r>
         <w:rPr>
+          <w:noProof/>
           <w:szCs w:val="26"/>
         </w:rPr>
         <w:lastRenderedPageBreak/>
@@ -768,6 +966,12 @@
           <w:szCs w:val="26"/>
         </w:rPr>
       </w:pPr>
+      <w:r>
+        <w:rPr>
+          <w:szCs w:val="26"/>
+        </w:rPr>
+        <w:t>Trang thông tin tổng quan hệ thống hiển thị</w:t>
+      </w:r>
     </w:p>
     <w:p>
       <w:pPr>
@@ -777,6 +981,7 @@
       </w:pPr>
       <w:r>
         <w:rPr>
+          <w:noProof/>
           <w:szCs w:val="26"/>
         </w:rPr>
         <w:lastRenderedPageBreak/>
@@ -823,6 +1028,12 @@
           <w:szCs w:val="26"/>
         </w:rPr>
       </w:pPr>
+      <w:r>
+        <w:rPr>
+          <w:szCs w:val="26"/>
+        </w:rPr>
+        <w:t>Gán interface thứ 3 làm cổng DMZ</w:t>
+      </w:r>
     </w:p>
     <w:p>
       <w:pPr>
@@ -832,6 +1043,7 @@
       </w:pPr>
       <w:r>
         <w:rPr>
+          <w:noProof/>
           <w:szCs w:val="26"/>
         </w:rPr>
         <w:drawing>
@@ -877,6 +1089,34 @@
           <w:szCs w:val="26"/>
         </w:rPr>
       </w:pPr>
+      <w:r>
+        <w:rPr>
+          <w:szCs w:val="26"/>
+        </w:rPr>
+        <w:t xml:space="preserve">Tại mục </w:t>
+      </w:r>
+      <w:r>
+        <w:rPr>
+          <w:i/>
+          <w:iCs/>
+          <w:szCs w:val="26"/>
+        </w:rPr>
+        <w:t>Firewall &gt; NAT &gt; Outbound</w:t>
+      </w:r>
+      <w:r>
+        <w:rPr>
+          <w:szCs w:val="26"/>
+        </w:rPr>
+        <w:t xml:space="preserve">, chuyển chế độ sang </w:t>
+      </w:r>
+      <w:r>
+        <w:rPr>
+          <w:b/>
+          <w:bCs/>
+          <w:szCs w:val="26"/>
+        </w:rPr>
+        <w:t>Hybrid Outbound NAT rule generation</w:t>
+      </w:r>
     </w:p>
     <w:p>
       <w:pPr>
@@ -886,6 +1126,7 @@
       </w:pPr>
       <w:r>
         <w:rPr>
+          <w:noProof/>
           <w:szCs w:val="26"/>
         </w:rPr>
         <w:lastRenderedPageBreak/>
@@ -932,6 +1173,34 @@
           <w:szCs w:val="26"/>
         </w:rPr>
       </w:pPr>
+      <w:r>
+        <w:rPr>
+          <w:szCs w:val="26"/>
+        </w:rPr>
+        <w:t xml:space="preserve">Tại tab </w:t>
+      </w:r>
+      <w:r>
+        <w:rPr>
+          <w:i/>
+          <w:iCs/>
+          <w:szCs w:val="26"/>
+        </w:rPr>
+        <w:t>Firewall &gt; Rules &gt; LAN</w:t>
+      </w:r>
+      <w:r>
+        <w:rPr>
+          <w:szCs w:val="26"/>
+        </w:rPr>
+        <w:t xml:space="preserve">, thực hiện chọn 2 rule mặc định Default allow LAN to any rule (IPv4 và IPv6) để chuẩn bị bấm </w:t>
+      </w:r>
+      <w:r>
+        <w:rPr>
+          <w:b/>
+          <w:bCs/>
+          <w:szCs w:val="26"/>
+        </w:rPr>
+        <w:t>Toggle / Disable</w:t>
+      </w:r>
     </w:p>
     <w:p>
       <w:pPr>
@@ -941,6 +1210,7 @@
       </w:pPr>
       <w:r>
         <w:rPr>
+          <w:noProof/>
           <w:szCs w:val="26"/>
         </w:rPr>
         <w:drawing>
@@ -986,6 +1256,12 @@
           <w:szCs w:val="26"/>
         </w:rPr>
       </w:pPr>
+      <w:r>
+        <w:rPr>
+          <w:szCs w:val="26"/>
+        </w:rPr>
+        <w:t>Cửa sổ thiết lập rule nền tảng do người dùng quản lý trên tab LAN</w:t>
+      </w:r>
     </w:p>
     <w:p>
       <w:pPr>
@@ -995,6 +1271,7 @@
       </w:pPr>
       <w:r>
         <w:rPr>
+          <w:noProof/>
           <w:szCs w:val="26"/>
         </w:rPr>
         <w:lastRenderedPageBreak/>
